--- a/_报告/演示脚本-5分钟.docx
+++ b/_报告/演示脚本-5分钟.docx
@@ -1515,7 +1515,23 @@
           <w:b w:val="0"/>
           <w:sz w:val="22"/>
         </w:rPr>
-        <w:t>机构订阅取得的文献不得外传（页脚写了）。</w:t>
+        <w:t>机构订阅取得的文献不得外传；站内虽提供原文通道，但</w:t>
+      </w:r>
+      <w:r>
+        <w:rPr>
+          <w:rFonts w:ascii="Times New Roman" w:hAnsi="Times New Roman" w:eastAsia="宋体"/>
+          <w:b/>
+          <w:sz w:val="22"/>
+        </w:rPr>
+        <w:t>不代表获得对外传播授权</w:t>
+      </w:r>
+      <w:r>
+        <w:rPr>
+          <w:rFonts w:ascii="Times New Roman" w:hAnsi="Times New Roman" w:eastAsia="宋体"/>
+          <w:b w:val="0"/>
+          <w:sz w:val="22"/>
+        </w:rPr>
+        <w:t>（页脚写了）。</w:t>
       </w:r>
     </w:p>
     <w:p>

--- a/_报告/演示脚本-5分钟.docx
+++ b/_报告/演示脚本-5分钟.docx
@@ -17,19 +17,16 @@
       </w:r>
     </w:p>
     <w:p>
-      <w:r>
-        <w:rPr>
-          <w:rFonts w:ascii="Times New Roman" w:hAnsi="Times New Roman" w:eastAsia="宋体"/>
-          <w:b w:val="0"/>
-          <w:sz w:val="22"/>
-        </w:rPr>
-        <w:t xml:space="preserve">&gt; </w:t>
-      </w:r>
+      <w:pPr>
+        <w:spacing w:after="80"/>
+        <w:ind w:left="454"/>
+      </w:pPr>
       <w:r>
         <w:rPr>
           <w:rFonts w:ascii="Times New Roman" w:hAnsi="Times New Roman" w:eastAsia="宋体"/>
           <w:b/>
-          <w:sz w:val="22"/>
+          <w:color w:val="445566"/>
+          <w:sz w:val="21"/>
         </w:rPr>
         <w:t>整句稿</w:t>
       </w:r>
@@ -37,15 +34,17 @@
         <w:rPr>
           <w:rFonts w:ascii="Times New Roman" w:hAnsi="Times New Roman" w:eastAsia="宋体"/>
           <w:b w:val="0"/>
-          <w:sz w:val="22"/>
+          <w:color w:val="445566"/>
+          <w:sz w:val="21"/>
         </w:rPr>
-        <w:t xml:space="preserve">：下面每一句都可以直接照读，不用靠要点提示。 &gt; </w:t>
+        <w:t xml:space="preserve">：下面每一句都可以直接照读，不用靠要点提示。 </w:t>
       </w:r>
       <w:r>
         <w:rPr>
           <w:rFonts w:ascii="Times New Roman" w:hAnsi="Times New Roman" w:eastAsia="宋体"/>
           <w:b/>
-          <w:sz w:val="22"/>
+          <w:color w:val="445566"/>
+          <w:sz w:val="21"/>
         </w:rPr>
         <w:t>累计时间</w:t>
       </w:r>
@@ -53,16 +52,17 @@
         <w:rPr>
           <w:rFonts w:ascii="Times New Roman" w:hAnsi="Times New Roman" w:eastAsia="宋体"/>
           <w:b w:val="0"/>
-          <w:sz w:val="22"/>
+          <w:color w:val="445566"/>
+          <w:sz w:val="21"/>
         </w:rPr>
-        <w:t>标在每段前面，超时预案在文末。 &gt; 配套：</w:t>
+        <w:t>标在每段前面，超时预案在文末。 配套：</w:t>
       </w:r>
       <w:r>
         <w:rPr>
           <w:rFonts w:ascii="Consolas" w:hAnsi="Consolas" w:eastAsia="宋体"/>
           <w:b w:val="0"/>
-          <w:color w:val="A31D1D"/>
-          <w:sz w:val="21"/>
+          <w:color w:val="445566"/>
+          <w:sz w:val="20"/>
         </w:rPr>
         <w:t>良渚文化文献目录站_构建报告_20261028.md</w:t>
       </w:r>
@@ -70,7 +70,8 @@
         <w:rPr>
           <w:rFonts w:ascii="Times New Roman" w:hAnsi="Times New Roman" w:eastAsia="宋体"/>
           <w:b w:val="0"/>
-          <w:sz w:val="22"/>
+          <w:color w:val="445566"/>
+          <w:sz w:val="21"/>
         </w:rPr>
         <w:t>（做了什么、怎么验的）</w:t>
       </w:r>
@@ -103,19 +104,25 @@
       </w:r>
     </w:p>
     <w:p>
+      <w:pPr>
+        <w:spacing w:after="80"/>
+        <w:ind w:left="454"/>
+      </w:pPr>
       <w:r>
         <w:rPr>
           <w:rFonts w:ascii="Times New Roman" w:hAnsi="Times New Roman" w:eastAsia="宋体"/>
           <w:b w:val="0"/>
-          <w:sz w:val="22"/>
+          <w:color w:val="445566"/>
+          <w:sz w:val="21"/>
         </w:rPr>
-        <w:t>&gt; 大家好，我做的是「良渚文化文献目录站」。 &gt; 它把宁波地域文明探源工程第一阶段做出来的高质量数据集，做成了一个可以在浏览器里直接用的目录站。 &gt; 现在大家看到的是</w:t>
+        <w:t>大家好，我做的是「良渚文化文献目录站」。 它把宁波地域文明探源工程第一阶段做出来的高质量数据集，做成了一个可以在浏览器里直接用的目录站。 现在大家看到的是</w:t>
       </w:r>
       <w:r>
         <w:rPr>
           <w:rFonts w:ascii="Times New Roman" w:hAnsi="Times New Roman" w:eastAsia="宋体"/>
           <w:b/>
-          <w:sz w:val="22"/>
+          <w:color w:val="445566"/>
+          <w:sz w:val="21"/>
         </w:rPr>
         <w:t>完全跑在本机上</w:t>
       </w:r>
@@ -123,7 +130,8 @@
         <w:rPr>
           <w:rFonts w:ascii="Times New Roman" w:hAnsi="Times New Roman" w:eastAsia="宋体"/>
           <w:b w:val="0"/>
-          <w:sz w:val="22"/>
+          <w:color w:val="445566"/>
+          <w:sz w:val="21"/>
         </w:rPr>
         <w:t>的一个网站：数据在本地 SQLite 里，页面从本地后端取，没有任何外网依赖，断网也能用。</w:t>
       </w:r>
@@ -174,19 +182,25 @@
       </w:r>
     </w:p>
     <w:p>
+      <w:pPr>
+        <w:spacing w:after="80"/>
+        <w:ind w:left="454"/>
+      </w:pPr>
       <w:r>
         <w:rPr>
           <w:rFonts w:ascii="Times New Roman" w:hAnsi="Times New Roman" w:eastAsia="宋体"/>
           <w:b w:val="0"/>
-          <w:sz w:val="22"/>
+          <w:color w:val="445566"/>
+          <w:sz w:val="21"/>
         </w:rPr>
-        <w:t>&gt; 第一件事是</w:t>
+        <w:t>第一件事是</w:t>
       </w:r>
       <w:r>
         <w:rPr>
           <w:rFonts w:ascii="Times New Roman" w:hAnsi="Times New Roman" w:eastAsia="宋体"/>
           <w:b/>
-          <w:sz w:val="22"/>
+          <w:color w:val="445566"/>
+          <w:sz w:val="21"/>
         </w:rPr>
         <w:t>浏览</w:t>
       </w:r>
@@ -194,15 +208,17 @@
         <w:rPr>
           <w:rFonts w:ascii="Times New Roman" w:hAnsi="Times New Roman" w:eastAsia="宋体"/>
           <w:b w:val="0"/>
-          <w:sz w:val="22"/>
+          <w:color w:val="445566"/>
+          <w:sz w:val="21"/>
         </w:rPr>
-        <w:t>。这一库有 200 篇文献、3162 张图版、120 个标签。 &gt; 我特意没有只放总数，而是把每个数字的口径都写在旁边：比如「复核覆盖率 19.6%」， &gt; 它统计的是</w:t>
+        <w:t>。这一库有 200 篇文献、3162 张图版、120 个标签。 我特意没有只放总数，而是把每个数字的口径都写在旁边：比如「复核覆盖率 19.6%」， 它统计的是</w:t>
       </w:r>
       <w:r>
         <w:rPr>
           <w:rFonts w:ascii="Times New Roman" w:hAnsi="Times New Roman" w:eastAsia="宋体"/>
           <w:b/>
-          <w:sz w:val="22"/>
+          <w:color w:val="445566"/>
+          <w:sz w:val="21"/>
         </w:rPr>
         <w:t>按状态字段</w:t>
       </w:r>
@@ -210,9 +226,10 @@
         <w:rPr>
           <w:rFonts w:ascii="Times New Roman" w:hAnsi="Times New Roman" w:eastAsia="宋体"/>
           <w:b w:val="0"/>
-          <w:sz w:val="22"/>
+          <w:color w:val="445566"/>
+          <w:sz w:val="21"/>
         </w:rPr>
-        <w:t>算的，不是看复核日期——因为复核日期这一列是全非空的， &gt; 有日期不等于复核过，这个坑我在数据层踩过。</w:t>
+        <w:t>算的，不是看复核日期——因为复核日期这一列是全非空的， 有日期不等于复核过，这个坑我在数据层踩过。</w:t>
       </w:r>
     </w:p>
     <w:p>
@@ -234,19 +251,25 @@
       </w:r>
     </w:p>
     <w:p>
+      <w:pPr>
+        <w:spacing w:after="80"/>
+        <w:ind w:left="454"/>
+      </w:pPr>
       <w:r>
         <w:rPr>
           <w:rFonts w:ascii="Times New Roman" w:hAnsi="Times New Roman" w:eastAsia="宋体"/>
           <w:b w:val="0"/>
-          <w:sz w:val="22"/>
+          <w:color w:val="445566"/>
+          <w:sz w:val="21"/>
         </w:rPr>
-        <w:t>&gt; 第二件事是</w:t>
+        <w:t>第二件事是</w:t>
       </w:r>
       <w:r>
         <w:rPr>
           <w:rFonts w:ascii="Times New Roman" w:hAnsi="Times New Roman" w:eastAsia="宋体"/>
           <w:b/>
-          <w:sz w:val="22"/>
+          <w:color w:val="445566"/>
+          <w:sz w:val="21"/>
         </w:rPr>
         <w:t>检索</w:t>
       </w:r>
@@ -254,7 +277,8 @@
         <w:rPr>
           <w:rFonts w:ascii="Times New Roman" w:hAnsi="Times New Roman" w:eastAsia="宋体"/>
           <w:b w:val="0"/>
-          <w:sz w:val="22"/>
+          <w:color w:val="445566"/>
+          <w:sz w:val="21"/>
         </w:rPr>
         <w:t>，它和浏览是</w:t>
       </w:r>
@@ -262,7 +286,8 @@
         <w:rPr>
           <w:rFonts w:ascii="Times New Roman" w:hAnsi="Times New Roman" w:eastAsia="宋体"/>
           <w:b/>
-          <w:sz w:val="22"/>
+          <w:color w:val="445566"/>
+          <w:sz w:val="21"/>
         </w:rPr>
         <w:t>同一套工具栏</w:t>
       </w:r>
@@ -270,15 +295,17 @@
         <w:rPr>
           <w:rFonts w:ascii="Times New Roman" w:hAnsi="Times New Roman" w:eastAsia="宋体"/>
           <w:b w:val="0"/>
-          <w:sz w:val="22"/>
+          <w:color w:val="445566"/>
+          <w:sz w:val="21"/>
         </w:rPr>
-        <w:t>：关键词留空就是浏览，填上词就是检索。 &gt; 这里有个细节：搜「玉琮」会命中 67 篇，搜「良渚古城」会命中 77 篇。 &gt; 两个都是两个字，但走的是</w:t>
+        <w:t>：关键词留空就是浏览，填上词就是检索。 这里有个细节：搜「玉琮」会命中 67 篇，搜「良渚古城」会命中 77 篇。 两个都是两个字，但走的是</w:t>
       </w:r>
       <w:r>
         <w:rPr>
           <w:rFonts w:ascii="Times New Roman" w:hAnsi="Times New Roman" w:eastAsia="宋体"/>
           <w:b/>
-          <w:sz w:val="22"/>
+          <w:color w:val="445566"/>
+          <w:sz w:val="21"/>
         </w:rPr>
         <w:t>两条不同的检索路径</w:t>
       </w:r>
@@ -286,9 +313,10 @@
         <w:rPr>
           <w:rFonts w:ascii="Times New Roman" w:hAnsi="Times New Roman" w:eastAsia="宋体"/>
           <w:b w:val="0"/>
-          <w:sz w:val="22"/>
+          <w:color w:val="445566"/>
+          <w:sz w:val="21"/>
         </w:rPr>
-        <w:t>——三字以上的词走 SQLite 的 FTS5 全文索引， &gt; 两字以下的词 FTS5 分不出来，会自动降级成整条 LIKE 扫描。 &gt; 页面上同时显示「实际返回数」和「筛选后总数」，不会让人把「这次看到多少」当成「一共有多少」。</w:t>
+        <w:t>——三字以上的词走 SQLite 的 FTS5 全文索引， 两字以下的词 FTS5 分不出来，会自动降级成整条 LIKE 扫描。 页面上同时显示「实际返回数」和「筛选后总数」，不会让人把「这次看到多少」当成「一共有多少」。</w:t>
       </w:r>
     </w:p>
     <w:p>
@@ -310,19 +338,25 @@
       </w:r>
     </w:p>
     <w:p>
+      <w:pPr>
+        <w:spacing w:after="80"/>
+        <w:ind w:left="454"/>
+      </w:pPr>
       <w:r>
         <w:rPr>
           <w:rFonts w:ascii="Times New Roman" w:hAnsi="Times New Roman" w:eastAsia="宋体"/>
           <w:b w:val="0"/>
-          <w:sz w:val="22"/>
+          <w:color w:val="445566"/>
+          <w:sz w:val="21"/>
         </w:rPr>
-        <w:t>&gt; 第三件事是</w:t>
+        <w:t>第三件事是</w:t>
       </w:r>
       <w:r>
         <w:rPr>
           <w:rFonts w:ascii="Times New Roman" w:hAnsi="Times New Roman" w:eastAsia="宋体"/>
           <w:b/>
-          <w:sz w:val="22"/>
+          <w:color w:val="445566"/>
+          <w:sz w:val="21"/>
         </w:rPr>
         <w:t>详情</w:t>
       </w:r>
@@ -330,15 +364,17 @@
         <w:rPr>
           <w:rFonts w:ascii="Times New Roman" w:hAnsi="Times New Roman" w:eastAsia="宋体"/>
           <w:b w:val="0"/>
-          <w:sz w:val="22"/>
+          <w:color w:val="445566"/>
+          <w:sz w:val="21"/>
         </w:rPr>
-        <w:t>。每条文献都能看到题名、作者、刊名、摘要、四维标签， &gt; 还有最重要的两块：</w:t>
+        <w:t>。每条文献都能看到题名、作者、刊名、摘要、四维标签， 还有最重要的两块：</w:t>
       </w:r>
       <w:r>
         <w:rPr>
           <w:rFonts w:ascii="Times New Roman" w:hAnsi="Times New Roman" w:eastAsia="宋体"/>
           <w:b/>
-          <w:sz w:val="22"/>
+          <w:color w:val="445566"/>
+          <w:sz w:val="21"/>
         </w:rPr>
         <w:t>图版</w:t>
       </w:r>
@@ -346,7 +382,8 @@
         <w:rPr>
           <w:rFonts w:ascii="Times New Roman" w:hAnsi="Times New Roman" w:eastAsia="宋体"/>
           <w:b w:val="0"/>
-          <w:sz w:val="22"/>
+          <w:color w:val="445566"/>
+          <w:sz w:val="21"/>
         </w:rPr>
         <w:t>和</w:t>
       </w:r>
@@ -354,7 +391,8 @@
         <w:rPr>
           <w:rFonts w:ascii="Times New Roman" w:hAnsi="Times New Roman" w:eastAsia="宋体"/>
           <w:b/>
-          <w:sz w:val="22"/>
+          <w:color w:val="445566"/>
+          <w:sz w:val="21"/>
         </w:rPr>
         <w:t>去哪核实</w:t>
       </w:r>
@@ -362,15 +400,17 @@
         <w:rPr>
           <w:rFonts w:ascii="Times New Roman" w:hAnsi="Times New Roman" w:eastAsia="宋体"/>
           <w:b w:val="0"/>
-          <w:sz w:val="22"/>
+          <w:color w:val="445566"/>
+          <w:sz w:val="21"/>
         </w:rPr>
-        <w:t>。 &gt; 图版点开是原图，不是缩略图；「去哪核实」这一块会告诉你这条记录的来源链接、来源判据、 &gt; 原始 PDF 在哪、Markdown 在哪、开放类型是什么——</w:t>
+        <w:t>。 图版点开是原图，不是缩略图；「去哪核实」这一块会告诉你这条记录的来源链接、来源判据、 原始 PDF 在哪、Markdown 在哪、开放类型是什么——</w:t>
       </w:r>
       <w:r>
         <w:rPr>
           <w:rFonts w:ascii="Times New Roman" w:hAnsi="Times New Roman" w:eastAsia="宋体"/>
           <w:b/>
-          <w:sz w:val="22"/>
+          <w:color w:val="445566"/>
+          <w:sz w:val="21"/>
         </w:rPr>
         <w:t>每条记录都能回溯到原始文件</w:t>
       </w:r>
@@ -378,9 +418,10 @@
         <w:rPr>
           <w:rFonts w:ascii="Times New Roman" w:hAnsi="Times New Roman" w:eastAsia="宋体"/>
           <w:b w:val="0"/>
-          <w:sz w:val="22"/>
+          <w:color w:val="445566"/>
+          <w:sz w:val="21"/>
         </w:rPr>
-        <w:t>。 &gt; 这块是我花时间最多的地方，因为答辩的时候老师一定会问「你这个数据哪来的」。</w:t>
+        <w:t>。 这块是我花时间最多的地方，因为答辩的时候老师一定会问「你这个数据哪来的」。</w:t>
       </w:r>
     </w:p>
     <w:p>
@@ -402,19 +443,25 @@
       </w:r>
     </w:p>
     <w:p>
+      <w:pPr>
+        <w:spacing w:after="80"/>
+        <w:ind w:left="454"/>
+      </w:pPr>
       <w:r>
         <w:rPr>
           <w:rFonts w:ascii="Times New Roman" w:hAnsi="Times New Roman" w:eastAsia="宋体"/>
           <w:b w:val="0"/>
-          <w:sz w:val="22"/>
+          <w:color w:val="445566"/>
+          <w:sz w:val="21"/>
         </w:rPr>
-        <w:t>&gt; 第四件事是</w:t>
+        <w:t>第四件事是</w:t>
       </w:r>
       <w:r>
         <w:rPr>
           <w:rFonts w:ascii="Times New Roman" w:hAnsi="Times New Roman" w:eastAsia="宋体"/>
           <w:b/>
-          <w:sz w:val="22"/>
+          <w:color w:val="445566"/>
+          <w:sz w:val="21"/>
         </w:rPr>
         <w:t>来源</w:t>
       </w:r>
@@ -422,9 +469,10 @@
         <w:rPr>
           <w:rFonts w:ascii="Times New Roman" w:hAnsi="Times New Roman" w:eastAsia="宋体"/>
           <w:b w:val="0"/>
-          <w:sz w:val="22"/>
+          <w:color w:val="445566"/>
+          <w:sz w:val="21"/>
         </w:rPr>
-        <w:t>。图版这一批是 2026 年 9 月到 10 月从 179 篇原始 PDF 里用 MinerU 解析出来的， &gt; 后面又补齐到 201 篇全文 Markdown。解析覆盖率、字符数、页数、图版引用数都在页面上写着。</w:t>
+        <w:t>。图版这一批是 2026 年 9 月到 10 月从 179 篇原始 PDF 里用 MinerU 解析出来的， 后面又补齐到 201 篇全文 Markdown。解析覆盖率、字符数、页数、图版引用数都在页面上写着。</w:t>
       </w:r>
     </w:p>
     <w:p>
@@ -455,19 +503,25 @@
       </w:r>
     </w:p>
     <w:p>
+      <w:pPr>
+        <w:spacing w:after="80"/>
+        <w:ind w:left="454"/>
+      </w:pPr>
       <w:r>
         <w:rPr>
           <w:rFonts w:ascii="Times New Roman" w:hAnsi="Times New Roman" w:eastAsia="宋体"/>
           <w:b w:val="0"/>
-          <w:sz w:val="22"/>
+          <w:color w:val="445566"/>
+          <w:sz w:val="21"/>
         </w:rPr>
-        <w:t>&gt; 接下来是图谱。这个图不是「AI 抽出来的关系」， &gt; 而是</w:t>
+        <w:t>接下来是图谱。这个图不是「AI 抽出来的关系」， 而是</w:t>
       </w:r>
       <w:r>
         <w:rPr>
           <w:rFonts w:ascii="Times New Roman" w:hAnsi="Times New Roman" w:eastAsia="宋体"/>
           <w:b/>
-          <w:sz w:val="22"/>
+          <w:color w:val="445566"/>
+          <w:sz w:val="21"/>
         </w:rPr>
         <w:t>从登记表 JOIN 出来的</w:t>
       </w:r>
@@ -475,15 +529,17 @@
         <w:rPr>
           <w:rFonts w:ascii="Times New Roman" w:hAnsi="Times New Roman" w:eastAsia="宋体"/>
           <w:b w:val="0"/>
-          <w:sz w:val="22"/>
+          <w:color w:val="445566"/>
+          <w:sz w:val="21"/>
         </w:rPr>
-        <w:t>——文献包含哪些图、图像描绘什么对象类型、文献标了哪些标签， &gt; 全部来自登记表，</w:t>
+        <w:t>——文献包含哪些图、图像描绘什么对象类型、文献标了哪些标签， 全部来自登记表，</w:t>
       </w:r>
       <w:r>
         <w:rPr>
           <w:rFonts w:ascii="Times New Roman" w:hAnsi="Times New Roman" w:eastAsia="宋体"/>
           <w:b/>
-          <w:sz w:val="22"/>
+          <w:color w:val="445566"/>
+          <w:sz w:val="21"/>
         </w:rPr>
         <w:t>零抽取、零误判</w:t>
       </w:r>
@@ -491,9 +547,10 @@
         <w:rPr>
           <w:rFonts w:ascii="Times New Roman" w:hAnsi="Times New Roman" w:eastAsia="宋体"/>
           <w:b w:val="0"/>
-          <w:sz w:val="22"/>
+          <w:color w:val="445566"/>
+          <w:sz w:val="21"/>
         </w:rPr>
-        <w:t>。 &gt; 现在是 3491 个节点、31876 条边。</w:t>
+        <w:t>。 现在是 3491 个节点、31876 条边。</w:t>
       </w:r>
     </w:p>
     <w:p>
@@ -515,19 +572,25 @@
       </w:r>
     </w:p>
     <w:p>
+      <w:pPr>
+        <w:spacing w:after="80"/>
+        <w:ind w:left="454"/>
+      </w:pPr>
       <w:r>
         <w:rPr>
           <w:rFonts w:ascii="Times New Roman" w:hAnsi="Times New Roman" w:eastAsia="宋体"/>
           <w:b w:val="0"/>
-          <w:sz w:val="22"/>
+          <w:color w:val="445566"/>
+          <w:sz w:val="21"/>
         </w:rPr>
-        <w:t>&gt; 这里我要专门讲一件事：</w:t>
+        <w:t>这里我要专门讲一件事：</w:t>
       </w:r>
       <w:r>
         <w:rPr>
           <w:rFonts w:ascii="Times New Roman" w:hAnsi="Times New Roman" w:eastAsia="宋体"/>
           <w:b/>
-          <w:sz w:val="22"/>
+          <w:color w:val="445566"/>
+          <w:sz w:val="21"/>
         </w:rPr>
         <w:t>这个图的位置是算好的，不是每次打开重排的</w:t>
       </w:r>
@@ -535,15 +598,17 @@
         <w:rPr>
           <w:rFonts w:ascii="Times New Roman" w:hAnsi="Times New Roman" w:eastAsia="宋体"/>
           <w:b w:val="0"/>
-          <w:sz w:val="22"/>
+          <w:color w:val="445566"/>
+          <w:sz w:val="21"/>
         </w:rPr>
-        <w:t xml:space="preserve">。 &gt; 很多知识图谱网站用的是前端力导向，每次刷新节点位置都会漂， &gt; 截图和上次对不上，讲的时候也说不清「这张图代表什么」。 &gt; 我改成后端一次把坐标算好存进数据库，前端关掉物理引擎直接按坐标画。 &gt; 算法是社区感知的：先用 Louvain 分簇，再每个簇内部排布，簇之间按向日葵螺线排开。 &gt; </w:t>
+        <w:t xml:space="preserve">。 很多知识图谱网站用的是前端力导向，每次刷新节点位置都会漂， 截图和上次对不上，讲的时候也说不清「这张图代表什么」。 我改成后端一次把坐标算好存进数据库，前端关掉物理引擎直接按坐标画。 算法是社区感知的：先用 Louvain 分簇，再每个簇内部排布，簇之间按向日葵螺线排开。 </w:t>
       </w:r>
       <w:r>
         <w:rPr>
           <w:rFonts w:ascii="Times New Roman" w:hAnsi="Times New Roman" w:eastAsia="宋体"/>
           <w:b/>
-          <w:sz w:val="22"/>
+          <w:color w:val="445566"/>
+          <w:sz w:val="21"/>
         </w:rPr>
         <w:t>seed 固定，可复现</w:t>
       </w:r>
@@ -551,9 +616,10 @@
         <w:rPr>
           <w:rFonts w:ascii="Times New Roman" w:hAnsi="Times New Roman" w:eastAsia="宋体"/>
           <w:b w:val="0"/>
-          <w:sz w:val="22"/>
+          <w:color w:val="445566"/>
+          <w:sz w:val="21"/>
         </w:rPr>
-        <w:t>——这不是小事，我为了这个专门写了判据： &gt; 换进程、换 Python 的哈希随机种子重算两次，签名必须一样。</w:t>
+        <w:t>——这不是小事，我为了这个专门写了判据： 换进程、换 Python 的哈希随机种子重算两次，签名必须一样。</w:t>
       </w:r>
     </w:p>
     <w:p>
@@ -575,19 +641,25 @@
       </w:r>
     </w:p>
     <w:p>
+      <w:pPr>
+        <w:spacing w:after="80"/>
+        <w:ind w:left="454"/>
+      </w:pPr>
       <w:r>
         <w:rPr>
           <w:rFonts w:ascii="Times New Roman" w:hAnsi="Times New Roman" w:eastAsia="宋体"/>
           <w:b w:val="0"/>
-          <w:sz w:val="22"/>
+          <w:color w:val="445566"/>
+          <w:sz w:val="21"/>
         </w:rPr>
-        <w:t>&gt; 左边这个边列表是</w:t>
+        <w:t>左边这个边列表是</w:t>
       </w:r>
       <w:r>
         <w:rPr>
           <w:rFonts w:ascii="Times New Roman" w:hAnsi="Times New Roman" w:eastAsia="宋体"/>
           <w:b/>
-          <w:sz w:val="22"/>
+          <w:color w:val="445566"/>
+          <w:sz w:val="21"/>
         </w:rPr>
         <w:t>必需的</w:t>
       </w:r>
@@ -595,9 +667,10 @@
         <w:rPr>
           <w:rFonts w:ascii="Times New Roman" w:hAnsi="Times New Roman" w:eastAsia="宋体"/>
           <w:b w:val="0"/>
-          <w:sz w:val="22"/>
+          <w:color w:val="445566"/>
+          <w:sz w:val="21"/>
         </w:rPr>
-        <w:t>，不是装饰。600 个节点、7140 条边， &gt; 缩到全图时连线只有十几像素，点不中。所以我另外给了一条「按关系列表」的通道， &gt; 搜、点、看证据——每条边都能点回原始文献。</w:t>
+        <w:t>，不是装饰。600 个节点、7140 条边， 缩到全图时连线只有十几像素，点不中。所以我另外给了一条「按关系列表」的通道， 搜、点、看证据——每条边都能点回原始文献。</w:t>
       </w:r>
     </w:p>
     <w:p>
@@ -646,19 +719,25 @@
       </w:r>
     </w:p>
     <w:p>
+      <w:pPr>
+        <w:spacing w:after="80"/>
+        <w:ind w:left="454"/>
+      </w:pPr>
       <w:r>
         <w:rPr>
           <w:rFonts w:ascii="Times New Roman" w:hAnsi="Times New Roman" w:eastAsia="宋体"/>
           <w:b w:val="0"/>
-          <w:sz w:val="22"/>
+          <w:color w:val="445566"/>
+          <w:sz w:val="21"/>
         </w:rPr>
-        <w:t>&gt; 讲完四个功能，我想说</w:t>
+        <w:t>讲完四个功能，我想说</w:t>
       </w:r>
       <w:r>
         <w:rPr>
           <w:rFonts w:ascii="Times New Roman" w:hAnsi="Times New Roman" w:eastAsia="宋体"/>
           <w:b/>
-          <w:sz w:val="22"/>
+          <w:color w:val="445566"/>
+          <w:sz w:val="21"/>
         </w:rPr>
         <w:t>这个站不是只能看，也能协作</w:t>
       </w:r>
@@ -666,15 +745,17 @@
         <w:rPr>
           <w:rFonts w:ascii="Times New Roman" w:hAnsi="Times New Roman" w:eastAsia="宋体"/>
           <w:b w:val="0"/>
-          <w:sz w:val="22"/>
+          <w:color w:val="445566"/>
+          <w:sz w:val="21"/>
         </w:rPr>
-        <w:t>。 &gt; &gt; 工作台我拆成了</w:t>
+        <w:t>。 工作台我拆成了</w:t>
       </w:r>
       <w:r>
         <w:rPr>
           <w:rFonts w:ascii="Times New Roman" w:hAnsi="Times New Roman" w:eastAsia="宋体"/>
           <w:b/>
-          <w:sz w:val="22"/>
+          <w:color w:val="445566"/>
+          <w:sz w:val="21"/>
         </w:rPr>
         <w:t>入口页 + 七个独立界面</w:t>
       </w:r>
@@ -682,15 +763,17 @@
         <w:rPr>
           <w:rFonts w:ascii="Times New Roman" w:hAnsi="Times New Roman" w:eastAsia="宋体"/>
           <w:b w:val="0"/>
-          <w:sz w:val="22"/>
+          <w:color w:val="445566"/>
+          <w:sz w:val="21"/>
         </w:rPr>
-        <w:t>，而不是把所有东西堆在一个网格里—— &gt; 一开始地图统计被挤在右边一个小格子里，那条五十八年的年份轴被压成一条细线，根本看不清。 &gt; 所以统计与地图单独成了一页。 &gt; &gt; 这里最要紧的是</w:t>
+        <w:t>，而不是把所有东西堆在一个网格里—— 一开始地图统计被挤在右边一个小格子里，那条五十八年的年份轴被压成一条细线，根本看不清。 所以统计与地图单独成了一页。 这里最要紧的是</w:t>
       </w:r>
       <w:r>
         <w:rPr>
           <w:rFonts w:ascii="Times New Roman" w:hAnsi="Times New Roman" w:eastAsia="宋体"/>
           <w:b/>
-          <w:sz w:val="22"/>
+          <w:color w:val="445566"/>
+          <w:sz w:val="21"/>
         </w:rPr>
         <w:t>提案—审核制</w:t>
       </w:r>
@@ -698,7 +781,8 @@
         <w:rPr>
           <w:rFonts w:ascii="Times New Roman" w:hAnsi="Times New Roman" w:eastAsia="宋体"/>
           <w:b w:val="0"/>
-          <w:sz w:val="22"/>
+          <w:color w:val="445566"/>
+          <w:sz w:val="21"/>
         </w:rPr>
         <w:t>。</w:t>
       </w:r>
@@ -722,19 +806,25 @@
       </w:r>
     </w:p>
     <w:p>
+      <w:pPr>
+        <w:spacing w:after="80"/>
+        <w:ind w:left="454"/>
+      </w:pPr>
       <w:r>
         <w:rPr>
           <w:rFonts w:ascii="Times New Roman" w:hAnsi="Times New Roman" w:eastAsia="宋体"/>
           <w:b w:val="0"/>
-          <w:sz w:val="22"/>
+          <w:color w:val="445566"/>
+          <w:sz w:val="21"/>
         </w:rPr>
-        <w:t>&gt; 成员上传一个新解析的 PDF，解析产物先进</w:t>
+        <w:t>成员上传一个新解析的 PDF，解析产物先进</w:t>
       </w:r>
       <w:r>
         <w:rPr>
           <w:rFonts w:ascii="Times New Roman" w:hAnsi="Times New Roman" w:eastAsia="宋体"/>
           <w:b/>
-          <w:sz w:val="22"/>
+          <w:color w:val="445566"/>
+          <w:sz w:val="21"/>
         </w:rPr>
         <w:t>暂存区</w:t>
       </w:r>
@@ -742,15 +832,17 @@
         <w:rPr>
           <w:rFonts w:ascii="Times New Roman" w:hAnsi="Times New Roman" w:eastAsia="宋体"/>
           <w:b w:val="0"/>
-          <w:sz w:val="22"/>
+          <w:color w:val="445566"/>
+          <w:sz w:val="21"/>
         </w:rPr>
-        <w:t>， &gt; 配合他填的题录，合成一条</w:t>
+        <w:t>， 配合他填的题录，合成一条</w:t>
       </w:r>
       <w:r>
         <w:rPr>
           <w:rFonts w:ascii="Times New Roman" w:hAnsi="Times New Roman" w:eastAsia="宋体"/>
           <w:b/>
-          <w:sz w:val="22"/>
+          <w:color w:val="445566"/>
+          <w:sz w:val="21"/>
         </w:rPr>
         <w:t>提案</w:t>
       </w:r>
@@ -758,15 +850,17 @@
         <w:rPr>
           <w:rFonts w:ascii="Times New Roman" w:hAnsi="Times New Roman" w:eastAsia="宋体"/>
           <w:b w:val="0"/>
-          <w:sz w:val="22"/>
+          <w:color w:val="445566"/>
+          <w:sz w:val="21"/>
         </w:rPr>
-        <w:t xml:space="preserve">，状态是「待审核」。 &gt; </w:t>
+        <w:t xml:space="preserve">，状态是「待审核」。 </w:t>
       </w:r>
       <w:r>
         <w:rPr>
           <w:rFonts w:ascii="Times New Roman" w:hAnsi="Times New Roman" w:eastAsia="宋体"/>
           <w:b/>
-          <w:sz w:val="22"/>
+          <w:color w:val="445566"/>
+          <w:sz w:val="21"/>
         </w:rPr>
         <w:t>提案不会直接改主库</w:t>
       </w:r>
@@ -774,15 +868,17 @@
         <w:rPr>
           <w:rFonts w:ascii="Times New Roman" w:hAnsi="Times New Roman" w:eastAsia="宋体"/>
           <w:b w:val="0"/>
-          <w:sz w:val="22"/>
+          <w:color w:val="445566"/>
+          <w:sz w:val="21"/>
         </w:rPr>
-        <w:t>——必须管理员在「提案与审核」里逐条批准。 &gt; 批准之后，产物才从暂存区搬进源数据目录，文献行才进主库，并且写一条导入日志。 &gt; &gt; 这个设计是从我们另一个项目借来的：</w:t>
+        <w:t>——必须管理员在「提案与审核」里逐条批准。 批准之后，产物才从暂存区搬进源数据目录，文献行才进主库，并且写一条导入日志。 这个设计是从我们另一个项目借来的：</w:t>
       </w:r>
       <w:r>
         <w:rPr>
           <w:rFonts w:ascii="Times New Roman" w:hAnsi="Times New Roman" w:eastAsia="宋体"/>
           <w:b/>
-          <w:sz w:val="22"/>
+          <w:color w:val="445566"/>
+          <w:sz w:val="21"/>
         </w:rPr>
         <w:t>成员的算力在他自己那边，算完回传，管理员审核后合并</w:t>
       </w:r>
@@ -790,9 +886,10 @@
         <w:rPr>
           <w:rFonts w:ascii="Times New Roman" w:hAnsi="Times New Roman" w:eastAsia="宋体"/>
           <w:b w:val="0"/>
-          <w:sz w:val="22"/>
+          <w:color w:val="445566"/>
+          <w:sz w:val="21"/>
         </w:rPr>
-        <w:t>。 &gt; 而且合并是幂等的——同一条提案批准两次，不会产生两份数据。</w:t>
+        <w:t>。 而且合并是幂等的——同一条提案批准两次，不会产生两份数据。</w:t>
       </w:r>
     </w:p>
     <w:p>
@@ -828,19 +925,25 @@
       </w:r>
     </w:p>
     <w:p>
+      <w:pPr>
+        <w:spacing w:after="80"/>
+        <w:ind w:left="454"/>
+      </w:pPr>
       <w:r>
         <w:rPr>
           <w:rFonts w:ascii="Times New Roman" w:hAnsi="Times New Roman" w:eastAsia="宋体"/>
           <w:b w:val="0"/>
-          <w:sz w:val="22"/>
+          <w:color w:val="445566"/>
+          <w:sz w:val="21"/>
         </w:rPr>
-        <w:t>&gt; 解析这一块，我支持</w:t>
+        <w:t>解析这一块，我支持</w:t>
       </w:r>
       <w:r>
         <w:rPr>
           <w:rFonts w:ascii="Times New Roman" w:hAnsi="Times New Roman" w:eastAsia="宋体"/>
           <w:b/>
-          <w:sz w:val="22"/>
+          <w:color w:val="445566"/>
+          <w:sz w:val="21"/>
         </w:rPr>
         <w:t>两条路</w:t>
       </w:r>
@@ -848,7 +951,8 @@
         <w:rPr>
           <w:rFonts w:ascii="Times New Roman" w:hAnsi="Times New Roman" w:eastAsia="宋体"/>
           <w:b w:val="0"/>
-          <w:sz w:val="22"/>
+          <w:color w:val="445566"/>
+          <w:sz w:val="21"/>
         </w:rPr>
         <w:t>，用同一套 V1 协议客户端，</w:t>
       </w:r>
@@ -856,7 +960,8 @@
         <w:rPr>
           <w:rFonts w:ascii="Times New Roman" w:hAnsi="Times New Roman" w:eastAsia="宋体"/>
           <w:b/>
-          <w:sz w:val="22"/>
+          <w:color w:val="445566"/>
+          <w:sz w:val="21"/>
         </w:rPr>
         <w:t>只差地址和 key 两个参数</w:t>
       </w:r>
@@ -864,15 +969,17 @@
         <w:rPr>
           <w:rFonts w:ascii="Times New Roman" w:hAnsi="Times New Roman" w:eastAsia="宋体"/>
           <w:b w:val="0"/>
-          <w:sz w:val="22"/>
+          <w:color w:val="445566"/>
+          <w:sz w:val="21"/>
         </w:rPr>
-        <w:t>： &gt; &gt; 一条是</w:t>
+        <w:t>： 一条是</w:t>
       </w:r>
       <w:r>
         <w:rPr>
           <w:rFonts w:ascii="Times New Roman" w:hAnsi="Times New Roman" w:eastAsia="宋体"/>
           <w:b/>
-          <w:sz w:val="22"/>
+          <w:color w:val="445566"/>
+          <w:sz w:val="21"/>
         </w:rPr>
         <w:t>本地</w:t>
       </w:r>
@@ -880,7 +987,8 @@
         <w:rPr>
           <w:rFonts w:ascii="Times New Roman" w:hAnsi="Times New Roman" w:eastAsia="宋体"/>
           <w:b w:val="0"/>
-          <w:sz w:val="22"/>
+          <w:color w:val="445566"/>
+          <w:sz w:val="21"/>
         </w:rPr>
         <w:t xml:space="preserve">：本机跑 </w:t>
       </w:r>
@@ -888,8 +996,8 @@
         <w:rPr>
           <w:rFonts w:ascii="Consolas" w:hAnsi="Consolas" w:eastAsia="宋体"/>
           <w:b w:val="0"/>
-          <w:color w:val="A31D1D"/>
-          <w:sz w:val="21"/>
+          <w:color w:val="445566"/>
+          <w:sz w:val="20"/>
         </w:rPr>
         <w:t>mineru-api</w:t>
       </w:r>
@@ -897,15 +1005,17 @@
         <w:rPr>
           <w:rFonts w:ascii="Times New Roman" w:hAnsi="Times New Roman" w:eastAsia="宋体"/>
           <w:b w:val="0"/>
-          <w:sz w:val="22"/>
+          <w:color w:val="445566"/>
+          <w:sz w:val="21"/>
         </w:rPr>
-        <w:t>，不消耗任何云端额度，也不用 key。 &gt; 另一条是</w:t>
+        <w:t>，不消耗任何云端额度，也不用 key。 另一条是</w:t>
       </w:r>
       <w:r>
         <w:rPr>
           <w:rFonts w:ascii="Times New Roman" w:hAnsi="Times New Roman" w:eastAsia="宋体"/>
           <w:b/>
-          <w:sz w:val="22"/>
+          <w:color w:val="445566"/>
+          <w:sz w:val="21"/>
         </w:rPr>
         <w:t>云端</w:t>
       </w:r>
@@ -913,7 +1023,8 @@
         <w:rPr>
           <w:rFonts w:ascii="Times New Roman" w:hAnsi="Times New Roman" w:eastAsia="宋体"/>
           <w:b w:val="0"/>
-          <w:sz w:val="22"/>
+          <w:color w:val="445566"/>
+          <w:sz w:val="21"/>
         </w:rPr>
         <w:t>：用 mineru.net 的官方接口，</w:t>
       </w:r>
@@ -921,7 +1032,8 @@
         <w:rPr>
           <w:rFonts w:ascii="Times New Roman" w:hAnsi="Times New Roman" w:eastAsia="宋体"/>
           <w:b/>
-          <w:sz w:val="22"/>
+          <w:color w:val="445566"/>
+          <w:sz w:val="21"/>
         </w:rPr>
         <w:t>每个成员填自己的 token</w:t>
       </w:r>
@@ -929,15 +1041,17 @@
         <w:rPr>
           <w:rFonts w:ascii="Times New Roman" w:hAnsi="Times New Roman" w:eastAsia="宋体"/>
           <w:b w:val="0"/>
-          <w:sz w:val="22"/>
+          <w:color w:val="445566"/>
+          <w:sz w:val="21"/>
         </w:rPr>
-        <w:t xml:space="preserve">。 &gt; &gt; 那个 token </w:t>
+        <w:t xml:space="preserve">。 那个 token </w:t>
       </w:r>
       <w:r>
         <w:rPr>
           <w:rFonts w:ascii="Times New Roman" w:hAnsi="Times New Roman" w:eastAsia="宋体"/>
           <w:b/>
-          <w:sz w:val="22"/>
+          <w:color w:val="445566"/>
+          <w:sz w:val="21"/>
         </w:rPr>
         <w:t>只存在他自己浏览器里</w:t>
       </w:r>
@@ -945,9 +1059,10 @@
         <w:rPr>
           <w:rFonts w:ascii="Times New Roman" w:hAnsi="Times New Roman" w:eastAsia="宋体"/>
           <w:b w:val="0"/>
-          <w:sz w:val="22"/>
+          <w:color w:val="445566"/>
+          <w:sz w:val="21"/>
         </w:rPr>
-        <w:t>，提交请求时随请求发给本机后端转发一下， &gt; 后端不落盘、不写日志、不回显。我在这里也写明了：公用电脑上不要填。</w:t>
+        <w:t>，提交请求时随请求发给本机后端转发一下， 后端不落盘、不写日志、不回显。我在这里也写明了：公用电脑上不要填。</w:t>
       </w:r>
     </w:p>
     <w:p>
@@ -969,19 +1084,25 @@
       </w:r>
     </w:p>
     <w:p>
+      <w:pPr>
+        <w:spacing w:after="80"/>
+        <w:ind w:left="454"/>
+      </w:pPr>
       <w:r>
         <w:rPr>
           <w:rFonts w:ascii="Times New Roman" w:hAnsi="Times New Roman" w:eastAsia="宋体"/>
           <w:b w:val="0"/>
-          <w:sz w:val="22"/>
+          <w:color w:val="445566"/>
+          <w:sz w:val="21"/>
         </w:rPr>
-        <w:t>&gt; 还有一点我要特别说：本机的 MinerU 是 4.0.6，但它装在自己的虚拟环境里， &gt; 而我们网站的后端是另一个 Python 版本——</w:t>
+        <w:t>还有一点我要特别说：本机的 MinerU 是 4.0.6，但它装在自己的虚拟环境里， 而我们网站的后端是另一个 Python 版本——</w:t>
       </w:r>
       <w:r>
         <w:rPr>
           <w:rFonts w:ascii="Times New Roman" w:hAnsi="Times New Roman" w:eastAsia="宋体"/>
           <w:b/>
-          <w:sz w:val="22"/>
+          <w:color w:val="445566"/>
+          <w:sz w:val="21"/>
         </w:rPr>
         <w:t>直接 import 是会失败的</w:t>
       </w:r>
@@ -989,9 +1110,10 @@
         <w:rPr>
           <w:rFonts w:ascii="Times New Roman" w:hAnsi="Times New Roman" w:eastAsia="宋体"/>
           <w:b w:val="0"/>
-          <w:sz w:val="22"/>
+          <w:color w:val="445566"/>
+          <w:sz w:val="21"/>
         </w:rPr>
-        <w:t>。 &gt; 所以我是照着官方客户端的协议自己实现了一遍 V1 的上传、提交、轮询、下载。</w:t>
+        <w:t>。 所以我是照着官方客户端的协议自己实现了一遍 V1 的上传、提交、轮询、下载。</w:t>
       </w:r>
     </w:p>
     <w:p>
@@ -1009,19 +1131,25 @@
       </w:r>
     </w:p>
     <w:p>
+      <w:pPr>
+        <w:spacing w:after="80"/>
+        <w:ind w:left="454"/>
+      </w:pPr>
       <w:r>
         <w:rPr>
           <w:rFonts w:ascii="Times New Roman" w:hAnsi="Times New Roman" w:eastAsia="宋体"/>
           <w:b w:val="0"/>
-          <w:sz w:val="22"/>
+          <w:color w:val="445566"/>
+          <w:sz w:val="21"/>
         </w:rPr>
-        <w:t>&gt; 最后是</w:t>
+        <w:t>最后是</w:t>
       </w:r>
       <w:r>
         <w:rPr>
           <w:rFonts w:ascii="Times New Roman" w:hAnsi="Times New Roman" w:eastAsia="宋体"/>
           <w:b/>
-          <w:sz w:val="22"/>
+          <w:color w:val="445566"/>
+          <w:sz w:val="21"/>
         </w:rPr>
         <w:t>给智能体用的接口</w:t>
       </w:r>
@@ -1029,15 +1157,17 @@
         <w:rPr>
           <w:rFonts w:ascii="Times New Roman" w:hAnsi="Times New Roman" w:eastAsia="宋体"/>
           <w:b w:val="0"/>
-          <w:sz w:val="22"/>
+          <w:color w:val="445566"/>
+          <w:sz w:val="21"/>
         </w:rPr>
-        <w:t>。我们把只读的部分包成了 MCP： &gt; 检索文献、拿题录、列图版、读正文、查图谱邻居、看统计——</w:t>
+        <w:t>。我们把只读的部分包成了 MCP： 检索文献、拿题录、列图版、读正文、查图谱邻居、看统计——</w:t>
       </w:r>
       <w:r>
         <w:rPr>
           <w:rFonts w:ascii="Times New Roman" w:hAnsi="Times New Roman" w:eastAsia="宋体"/>
           <w:b/>
-          <w:sz w:val="22"/>
+          <w:color w:val="445566"/>
+          <w:sz w:val="21"/>
         </w:rPr>
         <w:t>六个工具，全是只读</w:t>
       </w:r>
@@ -1045,15 +1175,17 @@
         <w:rPr>
           <w:rFonts w:ascii="Times New Roman" w:hAnsi="Times New Roman" w:eastAsia="宋体"/>
           <w:b w:val="0"/>
-          <w:sz w:val="22"/>
+          <w:color w:val="445566"/>
+          <w:sz w:val="21"/>
         </w:rPr>
-        <w:t>。 &gt; 导入、审批、删除这些</w:t>
+        <w:t>。 导入、审批、删除这些</w:t>
       </w:r>
       <w:r>
         <w:rPr>
           <w:rFonts w:ascii="Times New Roman" w:hAnsi="Times New Roman" w:eastAsia="宋体"/>
           <w:b/>
-          <w:sz w:val="22"/>
+          <w:color w:val="445566"/>
+          <w:sz w:val="21"/>
         </w:rPr>
         <w:t>不开放</w:t>
       </w:r>
@@ -1061,9 +1193,10 @@
         <w:rPr>
           <w:rFonts w:ascii="Times New Roman" w:hAnsi="Times New Roman" w:eastAsia="宋体"/>
           <w:b w:val="0"/>
-          <w:sz w:val="22"/>
+          <w:color w:val="445566"/>
+          <w:sz w:val="21"/>
         </w:rPr>
-        <w:t>，那些是界面层的事。 &gt; &gt; 挂到公网上之后，任何智能体都可以直接连我们这个地址来用这个知识库。</w:t>
+        <w:t>，那些是界面层的事。 挂到公网上之后，任何智能体都可以直接连我们这个地址来用这个知识库。</w:t>
       </w:r>
     </w:p>
     <w:p>
@@ -1129,19 +1262,25 @@
       </w:r>
     </w:p>
     <w:p>
+      <w:pPr>
+        <w:spacing w:after="80"/>
+        <w:ind w:left="454"/>
+      </w:pPr>
       <w:r>
         <w:rPr>
           <w:rFonts w:ascii="Times New Roman" w:hAnsi="Times New Roman" w:eastAsia="宋体"/>
           <w:b w:val="0"/>
-          <w:sz w:val="22"/>
+          <w:color w:val="445566"/>
+          <w:sz w:val="21"/>
         </w:rPr>
-        <w:t>&gt; 最后一句是关于</w:t>
+        <w:t>最后一句是关于</w:t>
       </w:r>
       <w:r>
         <w:rPr>
           <w:rFonts w:ascii="Times New Roman" w:hAnsi="Times New Roman" w:eastAsia="宋体"/>
           <w:b/>
-          <w:sz w:val="22"/>
+          <w:color w:val="445566"/>
+          <w:sz w:val="21"/>
         </w:rPr>
         <w:t>边界的</w:t>
       </w:r>
@@ -1149,15 +1288,17 @@
         <w:rPr>
           <w:rFonts w:ascii="Times New Roman" w:hAnsi="Times New Roman" w:eastAsia="宋体"/>
           <w:b w:val="0"/>
-          <w:sz w:val="22"/>
+          <w:color w:val="445566"/>
+          <w:sz w:val="21"/>
         </w:rPr>
-        <w:t>，因为答辩一定会问这个站的数据能信到什么程度。 &gt; &gt; 三件事。第一，</w:t>
+        <w:t>，因为答辩一定会问这个站的数据能信到什么程度。 三件事。第一，</w:t>
       </w:r>
       <w:r>
         <w:rPr>
           <w:rFonts w:ascii="Times New Roman" w:hAnsi="Times New Roman" w:eastAsia="宋体"/>
           <w:b/>
-          <w:sz w:val="22"/>
+          <w:color w:val="445566"/>
+          <w:sz w:val="21"/>
         </w:rPr>
         <w:t>四维标签的代码是族系代号，不是标签代号</w:t>
       </w:r>
@@ -1165,16 +1306,17 @@
         <w:rPr>
           <w:rFonts w:ascii="Times New Roman" w:hAnsi="Times New Roman" w:eastAsia="宋体"/>
           <w:b w:val="0"/>
-          <w:sz w:val="22"/>
+          <w:color w:val="445566"/>
+          <w:sz w:val="21"/>
         </w:rPr>
-        <w:t>。 &gt; 我实测发现 5 个代码下面藏着 54 个不同的名字——</w:t>
+        <w:t>。 我实测发现 5 个代码下面藏着 54 个不同的名字——</w:t>
       </w:r>
       <w:r>
         <w:rPr>
           <w:rFonts w:ascii="Consolas" w:hAnsi="Consolas" w:eastAsia="宋体"/>
           <w:b w:val="0"/>
-          <w:color w:val="A31D1D"/>
-          <w:sz w:val="21"/>
+          <w:color w:val="445566"/>
+          <w:sz w:val="20"/>
         </w:rPr>
         <w:t>S-0802</w:t>
       </w:r>
@@ -1182,15 +1324,17 @@
         <w:rPr>
           <w:rFonts w:ascii="Times New Roman" w:hAnsi="Times New Roman" w:eastAsia="宋体"/>
           <w:b w:val="0"/>
-          <w:sz w:val="22"/>
+          <w:color w:val="445566"/>
+          <w:sz w:val="21"/>
         </w:rPr>
-        <w:t xml:space="preserve"> 对应 18 个不同的主题。 &gt; 如果按代码归一，「环太湖」和「文化创意」会被并成同一个东西，而且</w:t>
+        <w:t xml:space="preserve"> 对应 18 个不同的主题。 如果按代码归一，「环太湖」和「文化创意」会被并成同一个东西，而且</w:t>
       </w:r>
       <w:r>
         <w:rPr>
           <w:rFonts w:ascii="Times New Roman" w:hAnsi="Times New Roman" w:eastAsia="宋体"/>
           <w:b/>
-          <w:sz w:val="22"/>
+          <w:color w:val="445566"/>
+          <w:sz w:val="21"/>
         </w:rPr>
         <w:t>界面上看不出来</w:t>
       </w:r>
@@ -1198,15 +1342,17 @@
         <w:rPr>
           <w:rFonts w:ascii="Times New Roman" w:hAnsi="Times New Roman" w:eastAsia="宋体"/>
           <w:b w:val="0"/>
-          <w:sz w:val="22"/>
+          <w:color w:val="445566"/>
+          <w:sz w:val="21"/>
         </w:rPr>
-        <w:t>。 &gt; 所以我一律按</w:t>
+        <w:t>。 所以我一律按</w:t>
       </w:r>
       <w:r>
         <w:rPr>
           <w:rFonts w:ascii="Times New Roman" w:hAnsi="Times New Roman" w:eastAsia="宋体"/>
           <w:b/>
-          <w:sz w:val="22"/>
+          <w:color w:val="445566"/>
+          <w:sz w:val="21"/>
         </w:rPr>
         <w:t>名称</w:t>
       </w:r>
@@ -1214,15 +1360,17 @@
         <w:rPr>
           <w:rFonts w:ascii="Times New Roman" w:hAnsi="Times New Roman" w:eastAsia="宋体"/>
           <w:b w:val="0"/>
-          <w:sz w:val="22"/>
+          <w:color w:val="445566"/>
+          <w:sz w:val="21"/>
         </w:rPr>
-        <w:t>建图节点，代码只当参考字段，并且自动检测、自动标记不可靠。 &gt; &gt; 第二，</w:t>
+        <w:t>建图节点，代码只当参考字段，并且自动检测、自动标记不可靠。 第二，</w:t>
       </w:r>
       <w:r>
         <w:rPr>
           <w:rFonts w:ascii="Times New Roman" w:hAnsi="Times New Roman" w:eastAsia="宋体"/>
           <w:b/>
-          <w:sz w:val="22"/>
+          <w:color w:val="445566"/>
+          <w:sz w:val="21"/>
         </w:rPr>
         <w:t>有复核日期不等于已复核</w:t>
       </w:r>
@@ -1230,15 +1378,17 @@
         <w:rPr>
           <w:rFonts w:ascii="Times New Roman" w:hAnsi="Times New Roman" w:eastAsia="宋体"/>
           <w:b w:val="0"/>
-          <w:sz w:val="22"/>
+          <w:color w:val="445566"/>
+          <w:sz w:val="21"/>
         </w:rPr>
-        <w:t>。所以复核覆盖率我按状态字段统计，页面上写明口径。 &gt; &gt; 第三，</w:t>
+        <w:t>。所以复核覆盖率我按状态字段统计，页面上写明口径。 第三，</w:t>
       </w:r>
       <w:r>
         <w:rPr>
           <w:rFonts w:ascii="Times New Roman" w:hAnsi="Times New Roman" w:eastAsia="宋体"/>
           <w:b/>
-          <w:sz w:val="22"/>
+          <w:color w:val="445566"/>
+          <w:sz w:val="21"/>
         </w:rPr>
         <w:t>图谱不代表良渚文化的完整知识体系</w:t>
       </w:r>
@@ -1246,9 +1396,10 @@
         <w:rPr>
           <w:rFonts w:ascii="Times New Roman" w:hAnsi="Times New Roman" w:eastAsia="宋体"/>
           <w:b w:val="0"/>
-          <w:sz w:val="22"/>
+          <w:color w:val="445566"/>
+          <w:sz w:val="21"/>
         </w:rPr>
-        <w:t>，它只代表「这个数据集里能观测到的关联结构」。 &gt; 这句话我写在了页脚，也写在每张图的说明里。</w:t>
+        <w:t>，它只代表「这个数据集里能观测到的关联结构」。 这句话我写在了页脚，也写在每张图的说明里。</w:t>
       </w:r>
     </w:p>
     <w:p>
@@ -1297,19 +1448,25 @@
       </w:r>
     </w:p>
     <w:p>
+      <w:pPr>
+        <w:spacing w:after="80"/>
+        <w:ind w:left="454"/>
+      </w:pPr>
       <w:r>
         <w:rPr>
           <w:rFonts w:ascii="Times New Roman" w:hAnsi="Times New Roman" w:eastAsia="宋体"/>
           <w:b w:val="0"/>
-          <w:sz w:val="22"/>
+          <w:color w:val="445566"/>
+          <w:sz w:val="21"/>
         </w:rPr>
-        <w:t>&gt; 这版把课件要求的四件事做扎实了：</w:t>
+        <w:t>这版把课件要求的四件事做扎实了：</w:t>
       </w:r>
       <w:r>
         <w:rPr>
           <w:rFonts w:ascii="Times New Roman" w:hAnsi="Times New Roman" w:eastAsia="宋体"/>
           <w:b/>
-          <w:sz w:val="22"/>
+          <w:color w:val="445566"/>
+          <w:sz w:val="21"/>
         </w:rPr>
         <w:t>看懂、说清、做出来、发出去</w:t>
       </w:r>
@@ -1317,16 +1474,17 @@
         <w:rPr>
           <w:rFonts w:ascii="Times New Roman" w:hAnsi="Times New Roman" w:eastAsia="宋体"/>
           <w:b w:val="0"/>
-          <w:sz w:val="22"/>
+          <w:color w:val="445566"/>
+          <w:sz w:val="21"/>
         </w:rPr>
-        <w:t>—— &gt; 前三样做完了，第四样也已经上线：</w:t>
+        <w:t>—— 前三样做完了，第四样也已经上线：</w:t>
       </w:r>
       <w:r>
         <w:rPr>
           <w:rFonts w:ascii="Consolas" w:hAnsi="Consolas" w:eastAsia="宋体"/>
           <w:b w:val="0"/>
-          <w:color w:val="A31D1D"/>
-          <w:sz w:val="21"/>
+          <w:color w:val="445566"/>
+          <w:sz w:val="20"/>
         </w:rPr>
         <w:t>https://lztp.example.com/</w:t>
       </w:r>
@@ -1334,9 +1492,10 @@
         <w:rPr>
           <w:rFonts w:ascii="Times New Roman" w:hAnsi="Times New Roman" w:eastAsia="宋体"/>
           <w:b w:val="0"/>
-          <w:sz w:val="22"/>
+          <w:color w:val="445566"/>
+          <w:sz w:val="21"/>
         </w:rPr>
-        <w:t>， &gt; 外面套了一层 Cloudflare Access，访客要用邮箱收一次性 PIN 码才能进来， &gt; 爬虫连内容都拿不到。 &gt; &gt; 我的汇报到这里，谢谢大家。</w:t>
+        <w:t>， 外面套了一层 Cloudflare Access，访客要用邮箱收一次性 PIN 码才能进来， 爬虫连内容都拿不到。 我的汇报到这里，谢谢大家。</w:t>
       </w:r>
     </w:p>
     <w:p>
